--- a/docs/files/Remuneration_and_Nomination_Committee_Charter__Policy_2026-05.docx
+++ b/docs/files/Remuneration_and_Nomination_Committee_Charter__Policy_2026-05.docx
@@ -19,7 +19,7 @@
               <a:graphicData uri="http://schemas.openxmlformats.org/drawingml/2006/picture">
                 <pic:pic>
                   <pic:nvPicPr>
-                    <pic:cNvPr id="0" name="tmprcmub_3f.png"/>
+                    <pic:cNvPr id="0" name="tmpnsd1qqoz.png"/>
                     <pic:cNvPicPr/>
                   </pic:nvPicPr>
                   <pic:blipFill>
@@ -55,7 +55,11 @@
     <w:p>
       <w:pPr>
         <w:keepNext/>
+        <w:tabs>
+          <w:tab w:pos="708" w:val="left"/>
+        </w:tabs>
         <w:spacing w:before="260" w:after="160"/>
+        <w:ind w:left="708" w:hanging="708"/>
       </w:pPr>
       <w:r>
         <w:rPr>
@@ -65,6 +69,8 @@
           <w:color w:val="1C4076"/>
           <w:sz w:val="28"/>
         </w:rPr>
+        <w:t>1</w:t>
+        <w:tab/>
         <w:t>Establishment and purpose</w:t>
       </w:r>
     </w:p>
@@ -259,7 +265,11 @@
     <w:p>
       <w:pPr>
         <w:keepNext/>
+        <w:tabs>
+          <w:tab w:pos="708" w:val="left"/>
+        </w:tabs>
         <w:spacing w:before="260" w:after="160"/>
+        <w:ind w:left="708" w:hanging="708"/>
       </w:pPr>
       <w:r>
         <w:rPr>
@@ -269,6 +279,8 @@
           <w:color w:val="1C4076"/>
           <w:sz w:val="28"/>
         </w:rPr>
+        <w:t>2</w:t>
+        <w:tab/>
         <w:t>Members</w:t>
       </w:r>
     </w:p>
@@ -430,7 +442,11 @@
     <w:p>
       <w:pPr>
         <w:keepNext/>
+        <w:tabs>
+          <w:tab w:pos="708" w:val="left"/>
+        </w:tabs>
         <w:spacing w:before="260" w:after="160"/>
+        <w:ind w:left="708" w:hanging="708"/>
       </w:pPr>
       <w:r>
         <w:rPr>
@@ -440,6 +456,8 @@
           <w:color w:val="1C4076"/>
           <w:sz w:val="28"/>
         </w:rPr>
+        <w:t>3</w:t>
+        <w:tab/>
         <w:t>Assignments</w:t>
       </w:r>
     </w:p>
@@ -477,7 +495,11 @@
     <w:p>
       <w:pPr>
         <w:keepNext/>
+        <w:tabs>
+          <w:tab w:pos="708" w:val="left"/>
+        </w:tabs>
         <w:spacing w:before="260" w:after="160"/>
+        <w:ind w:left="708" w:hanging="708"/>
       </w:pPr>
       <w:r>
         <w:rPr>
@@ -487,6 +509,8 @@
           <w:color w:val="1C4076"/>
           <w:sz w:val="28"/>
         </w:rPr>
+        <w:t>4</w:t>
+        <w:tab/>
         <w:t>Meetings</w:t>
       </w:r>
     </w:p>
@@ -710,7 +734,11 @@
     <w:p>
       <w:pPr>
         <w:keepNext/>
+        <w:tabs>
+          <w:tab w:pos="708" w:val="left"/>
+        </w:tabs>
         <w:spacing w:before="260" w:after="160"/>
+        <w:ind w:left="708" w:hanging="708"/>
       </w:pPr>
       <w:r>
         <w:rPr>
@@ -720,6 +748,8 @@
           <w:color w:val="1C4076"/>
           <w:sz w:val="28"/>
         </w:rPr>
+        <w:t>5</w:t>
+        <w:tab/>
         <w:t>Resolutions at the Remuneration and Nomination Committee</w:t>
       </w:r>
     </w:p>
@@ -819,7 +849,11 @@
     <w:p>
       <w:pPr>
         <w:keepNext/>
+        <w:tabs>
+          <w:tab w:pos="708" w:val="left"/>
+        </w:tabs>
         <w:spacing w:before="260" w:after="160"/>
+        <w:ind w:left="708" w:hanging="708"/>
       </w:pPr>
       <w:r>
         <w:rPr>
@@ -829,6 +863,8 @@
           <w:color w:val="1C4076"/>
           <w:sz w:val="28"/>
         </w:rPr>
+        <w:t>6</w:t>
+        <w:tab/>
         <w:t>Authorisation</w:t>
       </w:r>
     </w:p>
@@ -959,7 +995,11 @@
     <w:p>
       <w:pPr>
         <w:keepNext/>
+        <w:tabs>
+          <w:tab w:pos="708" w:val="left"/>
+        </w:tabs>
         <w:spacing w:before="260" w:after="160"/>
+        <w:ind w:left="708" w:hanging="708"/>
       </w:pPr>
       <w:r>
         <w:rPr>
@@ -969,6 +1009,8 @@
           <w:color w:val="1C4076"/>
           <w:sz w:val="28"/>
         </w:rPr>
+        <w:t>7</w:t>
+        <w:tab/>
         <w:t>Review of Charter</w:t>
       </w:r>
     </w:p>
@@ -1069,7 +1111,11 @@
     <w:p>
       <w:pPr>
         <w:keepNext/>
+        <w:tabs>
+          <w:tab w:pos="708" w:val="left"/>
+        </w:tabs>
         <w:spacing w:before="260" w:after="160"/>
+        <w:ind w:left="708" w:hanging="708"/>
       </w:pPr>
       <w:r>
         <w:rPr>
@@ -1079,6 +1125,8 @@
           <w:color w:val="1C4076"/>
           <w:sz w:val="28"/>
         </w:rPr>
+        <w:t>1</w:t>
+        <w:tab/>
         <w:t>Remuneration related assignments</w:t>
       </w:r>
     </w:p>
@@ -1690,7 +1738,11 @@
     <w:p>
       <w:pPr>
         <w:keepNext/>
+        <w:tabs>
+          <w:tab w:pos="708" w:val="left"/>
+        </w:tabs>
         <w:spacing w:before="260" w:after="160"/>
+        <w:ind w:left="708" w:hanging="708"/>
       </w:pPr>
       <w:r>
         <w:rPr>
@@ -1700,6 +1752,8 @@
           <w:color w:val="1C4076"/>
           <w:sz w:val="28"/>
         </w:rPr>
+        <w:t>2</w:t>
+        <w:tab/>
         <w:t>Nomination related assignments</w:t>
       </w:r>
     </w:p>

--- a/docs/files/Remuneration_and_Nomination_Committee_Charter__Policy_2026-05.docx
+++ b/docs/files/Remuneration_and_Nomination_Committee_Charter__Policy_2026-05.docx
@@ -19,7 +19,7 @@
               <a:graphicData uri="http://schemas.openxmlformats.org/drawingml/2006/picture">
                 <pic:pic>
                   <pic:nvPicPr>
-                    <pic:cNvPr id="0" name="tmpnsd1qqoz.png"/>
+                    <pic:cNvPr id="0" name="tmpm0uhyst9.png"/>
                     <pic:cNvPicPr/>
                   </pic:nvPicPr>
                   <pic:blipFill>
@@ -1079,7 +1079,7 @@
     <w:p>
       <w:pPr>
         <w:spacing w:after="200"/>
-        <w:jc w:val="both"/>
+        <w:jc w:val="center"/>
       </w:pPr>
       <w:r>
         <w:rPr>
@@ -1095,7 +1095,7 @@
     <w:p>
       <w:pPr>
         <w:keepNext/>
-        <w:spacing w:before="120" w:after="80"/>
+        <w:spacing w:before="260" w:after="160"/>
       </w:pPr>
       <w:r>
         <w:rPr>
@@ -1103,7 +1103,7 @@
           <w:b/>
           <w:i w:val="0"/>
           <w:color w:val="1C4076"/>
-          <w:sz w:val="24"/>
+          <w:sz w:val="28"/>
         </w:rPr>
         <w:t>Appendix A – Assignments of the Remuneration and Nomination Committee</w:t>
       </w:r>

--- a/docs/files/Remuneration_and_Nomination_Committee_Charter__Policy_2026-05.docx
+++ b/docs/files/Remuneration_and_Nomination_Committee_Charter__Policy_2026-05.docx
@@ -19,7 +19,7 @@
               <a:graphicData uri="http://schemas.openxmlformats.org/drawingml/2006/picture">
                 <pic:pic>
                   <pic:nvPicPr>
-                    <pic:cNvPr id="0" name="tmpm0uhyst9.png"/>
+                    <pic:cNvPr id="0" name="tmpwjr2lmmx.png"/>
                     <pic:cNvPicPr/>
                   </pic:nvPicPr>
                   <pic:blipFill>
@@ -55,11 +55,7 @@
     <w:p>
       <w:pPr>
         <w:keepNext/>
-        <w:tabs>
-          <w:tab w:pos="708" w:val="left"/>
-        </w:tabs>
         <w:spacing w:before="260" w:after="160"/>
-        <w:ind w:left="708" w:hanging="708"/>
       </w:pPr>
       <w:r>
         <w:rPr>
@@ -69,8 +65,6 @@
           <w:color w:val="1C4076"/>
           <w:sz w:val="28"/>
         </w:rPr>
-        <w:t>1</w:t>
-        <w:tab/>
         <w:t>Establishment and purpose</w:t>
       </w:r>
     </w:p>
@@ -265,11 +259,7 @@
     <w:p>
       <w:pPr>
         <w:keepNext/>
-        <w:tabs>
-          <w:tab w:pos="708" w:val="left"/>
-        </w:tabs>
         <w:spacing w:before="260" w:after="160"/>
-        <w:ind w:left="708" w:hanging="708"/>
       </w:pPr>
       <w:r>
         <w:rPr>
@@ -279,8 +269,6 @@
           <w:color w:val="1C4076"/>
           <w:sz w:val="28"/>
         </w:rPr>
-        <w:t>2</w:t>
-        <w:tab/>
         <w:t>Members</w:t>
       </w:r>
     </w:p>
@@ -442,11 +430,7 @@
     <w:p>
       <w:pPr>
         <w:keepNext/>
-        <w:tabs>
-          <w:tab w:pos="708" w:val="left"/>
-        </w:tabs>
         <w:spacing w:before="260" w:after="160"/>
-        <w:ind w:left="708" w:hanging="708"/>
       </w:pPr>
       <w:r>
         <w:rPr>
@@ -456,8 +440,6 @@
           <w:color w:val="1C4076"/>
           <w:sz w:val="28"/>
         </w:rPr>
-        <w:t>3</w:t>
-        <w:tab/>
         <w:t>Assignments</w:t>
       </w:r>
     </w:p>
@@ -495,11 +477,7 @@
     <w:p>
       <w:pPr>
         <w:keepNext/>
-        <w:tabs>
-          <w:tab w:pos="708" w:val="left"/>
-        </w:tabs>
         <w:spacing w:before="260" w:after="160"/>
-        <w:ind w:left="708" w:hanging="708"/>
       </w:pPr>
       <w:r>
         <w:rPr>
@@ -509,8 +487,6 @@
           <w:color w:val="1C4076"/>
           <w:sz w:val="28"/>
         </w:rPr>
-        <w:t>4</w:t>
-        <w:tab/>
         <w:t>Meetings</w:t>
       </w:r>
     </w:p>
@@ -734,11 +710,7 @@
     <w:p>
       <w:pPr>
         <w:keepNext/>
-        <w:tabs>
-          <w:tab w:pos="708" w:val="left"/>
-        </w:tabs>
         <w:spacing w:before="260" w:after="160"/>
-        <w:ind w:left="708" w:hanging="708"/>
       </w:pPr>
       <w:r>
         <w:rPr>
@@ -748,8 +720,6 @@
           <w:color w:val="1C4076"/>
           <w:sz w:val="28"/>
         </w:rPr>
-        <w:t>5</w:t>
-        <w:tab/>
         <w:t>Resolutions at the Remuneration and Nomination Committee</w:t>
       </w:r>
     </w:p>
@@ -849,11 +819,7 @@
     <w:p>
       <w:pPr>
         <w:keepNext/>
-        <w:tabs>
-          <w:tab w:pos="708" w:val="left"/>
-        </w:tabs>
         <w:spacing w:before="260" w:after="160"/>
-        <w:ind w:left="708" w:hanging="708"/>
       </w:pPr>
       <w:r>
         <w:rPr>
@@ -863,8 +829,6 @@
           <w:color w:val="1C4076"/>
           <w:sz w:val="28"/>
         </w:rPr>
-        <w:t>6</w:t>
-        <w:tab/>
         <w:t>Authorisation</w:t>
       </w:r>
     </w:p>
@@ -995,11 +959,7 @@
     <w:p>
       <w:pPr>
         <w:keepNext/>
-        <w:tabs>
-          <w:tab w:pos="708" w:val="left"/>
-        </w:tabs>
         <w:spacing w:before="260" w:after="160"/>
-        <w:ind w:left="708" w:hanging="708"/>
       </w:pPr>
       <w:r>
         <w:rPr>
@@ -1009,8 +969,6 @@
           <w:color w:val="1C4076"/>
           <w:sz w:val="28"/>
         </w:rPr>
-        <w:t>7</w:t>
-        <w:tab/>
         <w:t>Review of Charter</w:t>
       </w:r>
     </w:p>
@@ -1095,6 +1053,22 @@
     <w:p>
       <w:pPr>
         <w:keepNext/>
+        <w:spacing w:before="120" w:after="80"/>
+      </w:pPr>
+      <w:r>
+        <w:rPr>
+          <w:rFonts w:ascii="Avenir Next LT Pro" w:hAnsi="Avenir Next LT Pro"/>
+          <w:b/>
+          <w:i w:val="0"/>
+          <w:color w:val="1C4076"/>
+          <w:sz w:val="24"/>
+        </w:rPr>
+        <w:t>Appendix A – Assignments of the Remuneration and Nomination Committee</w:t>
+      </w:r>
+    </w:p>
+    <w:p>
+      <w:pPr>
+        <w:keepNext/>
         <w:spacing w:before="260" w:after="160"/>
       </w:pPr>
       <w:r>
@@ -1105,28 +1079,6 @@
           <w:color w:val="1C4076"/>
           <w:sz w:val="28"/>
         </w:rPr>
-        <w:t>Appendix A – Assignments of the Remuneration and Nomination Committee</w:t>
-      </w:r>
-    </w:p>
-    <w:p>
-      <w:pPr>
-        <w:keepNext/>
-        <w:tabs>
-          <w:tab w:pos="708" w:val="left"/>
-        </w:tabs>
-        <w:spacing w:before="260" w:after="160"/>
-        <w:ind w:left="708" w:hanging="708"/>
-      </w:pPr>
-      <w:r>
-        <w:rPr>
-          <w:rFonts w:ascii="Avenir Next LT Pro" w:hAnsi="Avenir Next LT Pro"/>
-          <w:b/>
-          <w:i w:val="0"/>
-          <w:color w:val="1C4076"/>
-          <w:sz w:val="28"/>
-        </w:rPr>
-        <w:t>1</w:t>
-        <w:tab/>
         <w:t>Remuneration related assignments</w:t>
       </w:r>
     </w:p>
@@ -1738,11 +1690,7 @@
     <w:p>
       <w:pPr>
         <w:keepNext/>
-        <w:tabs>
-          <w:tab w:pos="708" w:val="left"/>
-        </w:tabs>
         <w:spacing w:before="260" w:after="160"/>
-        <w:ind w:left="708" w:hanging="708"/>
       </w:pPr>
       <w:r>
         <w:rPr>
@@ -1752,8 +1700,6 @@
           <w:color w:val="1C4076"/>
           <w:sz w:val="28"/>
         </w:rPr>
-        <w:t>2</w:t>
-        <w:tab/>
         <w:t>Nomination related assignments</w:t>
       </w:r>
     </w:p>
